--- a/Arrays & Hashing.docx
+++ b/Arrays & Hashing.docx
@@ -4331,21 +4331,7 @@
         <w:rPr>
           <w:lang w:val="en-PK"/>
         </w:rPr>
-        <w:t xml:space="preserve">]= new </w:t>
-      </w:r>
-      <w:proofErr w:type="spellStart"/>
-      <w:r>
-        <w:rPr>
-          <w:lang w:val="en-PK"/>
-        </w:rPr>
-        <w:t>ArrayList</w:t>
-      </w:r>
-      <w:proofErr w:type="spellEnd"/>
-      <w:r>
-        <w:rPr>
-          <w:lang w:val="en-PK"/>
-        </w:rPr>
-        <w:t>&lt;&gt;() ;}</w:t>
+        <w:t>]= new ArrayList&lt;&gt;() ;}</w:t>
       </w:r>
     </w:p>
     <w:p>
@@ -4764,6 +4750,633 @@
         </w:rPr>
         <w:t>}</w:t>
       </w:r>
+    </w:p>
+    <w:p>
+      <w:pPr>
+        <w:rPr>
+          <w:lang w:val="en-PK"/>
+        </w:rPr>
+      </w:pPr>
+    </w:p>
+    <w:p>
+      <w:pPr>
+        <w:rPr>
+          <w:lang w:val="en-PK"/>
+        </w:rPr>
+      </w:pPr>
+      <w:hyperlink r:id="rId11" w:history="1">
+        <w:r>
+          <w:rPr>
+            <w:rStyle w:val="Hyperlink"/>
+            <w:b/>
+            <w:bCs/>
+          </w:rPr>
+          <w:t>Two Sum</w:t>
+        </w:r>
+      </w:hyperlink>
+    </w:p>
+    <w:p>
+      <w:pPr>
+        <w:rPr>
+          <w:lang w:val="en-PK"/>
+        </w:rPr>
+      </w:pPr>
+      <w:r>
+        <w:rPr>
+          <w:lang w:val="en-PK"/>
+        </w:rPr>
+        <w:t>class Solution {</w:t>
+      </w:r>
+    </w:p>
+    <w:p>
+      <w:pPr>
+        <w:rPr>
+          <w:lang w:val="en-PK"/>
+        </w:rPr>
+      </w:pPr>
+      <w:r>
+        <w:rPr>
+          <w:lang w:val="en-PK"/>
+        </w:rPr>
+        <w:t xml:space="preserve">    public </w:t>
+      </w:r>
+      <w:proofErr w:type="gramStart"/>
+      <w:r>
+        <w:rPr>
+          <w:lang w:val="en-PK"/>
+        </w:rPr>
+        <w:t>int[</w:t>
+      </w:r>
+      <w:proofErr w:type="gramEnd"/>
+      <w:r>
+        <w:rPr>
+          <w:lang w:val="en-PK"/>
+        </w:rPr>
+        <w:t xml:space="preserve">] </w:t>
+      </w:r>
+      <w:proofErr w:type="spellStart"/>
+      <w:r>
+        <w:rPr>
+          <w:lang w:val="en-PK"/>
+        </w:rPr>
+        <w:t>twoSum</w:t>
+      </w:r>
+      <w:proofErr w:type="spellEnd"/>
+      <w:r>
+        <w:rPr>
+          <w:lang w:val="en-PK"/>
+        </w:rPr>
+        <w:t xml:space="preserve">(int[] </w:t>
+      </w:r>
+      <w:proofErr w:type="spellStart"/>
+      <w:r>
+        <w:rPr>
+          <w:lang w:val="en-PK"/>
+        </w:rPr>
+        <w:t>nums</w:t>
+      </w:r>
+      <w:proofErr w:type="spellEnd"/>
+      <w:r>
+        <w:rPr>
+          <w:lang w:val="en-PK"/>
+        </w:rPr>
+        <w:t>, int target) {</w:t>
+      </w:r>
+    </w:p>
+    <w:p>
+      <w:pPr>
+        <w:rPr>
+          <w:lang w:val="en-PK"/>
+        </w:rPr>
+      </w:pPr>
+      <w:r>
+        <w:rPr>
+          <w:lang w:val="en-PK"/>
+        </w:rPr>
+        <w:t>        Map&lt;</w:t>
+      </w:r>
+      <w:proofErr w:type="spellStart"/>
+      <w:proofErr w:type="gramStart"/>
+      <w:r>
+        <w:rPr>
+          <w:lang w:val="en-PK"/>
+        </w:rPr>
+        <w:t>Integer,Integer</w:t>
+      </w:r>
+      <w:proofErr w:type="spellEnd"/>
+      <w:proofErr w:type="gramEnd"/>
+      <w:r>
+        <w:rPr>
+          <w:lang w:val="en-PK"/>
+        </w:rPr>
+        <w:t>&gt; frequency = new HashMap&lt;&gt;();</w:t>
+      </w:r>
+    </w:p>
+    <w:p>
+      <w:pPr>
+        <w:rPr>
+          <w:lang w:val="en-PK"/>
+        </w:rPr>
+      </w:pPr>
+      <w:r>
+        <w:rPr>
+          <w:lang w:val="en-PK"/>
+        </w:rPr>
+        <w:t xml:space="preserve">        int n = </w:t>
+      </w:r>
+      <w:proofErr w:type="spellStart"/>
+      <w:proofErr w:type="gramStart"/>
+      <w:r>
+        <w:rPr>
+          <w:lang w:val="en-PK"/>
+        </w:rPr>
+        <w:t>nums.length</w:t>
+      </w:r>
+      <w:proofErr w:type="spellEnd"/>
+      <w:proofErr w:type="gramEnd"/>
+      <w:r>
+        <w:rPr>
+          <w:lang w:val="en-PK"/>
+        </w:rPr>
+        <w:t>;</w:t>
+      </w:r>
+    </w:p>
+    <w:p>
+      <w:pPr>
+        <w:rPr>
+          <w:lang w:val="en-PK"/>
+        </w:rPr>
+      </w:pPr>
+    </w:p>
+    <w:p>
+      <w:pPr>
+        <w:rPr>
+          <w:lang w:val="en-PK"/>
+        </w:rPr>
+      </w:pPr>
+      <w:r>
+        <w:rPr>
+          <w:lang w:val="en-PK"/>
+        </w:rPr>
+        <w:t xml:space="preserve">        // a + b = target </w:t>
+      </w:r>
+    </w:p>
+    <w:p>
+      <w:pPr>
+        <w:rPr>
+          <w:lang w:val="en-PK"/>
+        </w:rPr>
+      </w:pPr>
+      <w:r>
+        <w:rPr>
+          <w:lang w:val="en-PK"/>
+        </w:rPr>
+        <w:t>        // target - a = b</w:t>
+      </w:r>
+    </w:p>
+    <w:p>
+      <w:pPr>
+        <w:rPr>
+          <w:lang w:val="en-PK"/>
+        </w:rPr>
+      </w:pPr>
+      <w:r>
+        <w:rPr>
+          <w:lang w:val="en-PK"/>
+        </w:rPr>
+        <w:lastRenderedPageBreak/>
+        <w:t xml:space="preserve">        // target would be greater than </w:t>
+      </w:r>
+      <w:proofErr w:type="spellStart"/>
+      <w:r>
+        <w:rPr>
+          <w:lang w:val="en-PK"/>
+        </w:rPr>
+        <w:t>a+b</w:t>
+      </w:r>
+      <w:proofErr w:type="spellEnd"/>
+      <w:r>
+        <w:rPr>
+          <w:lang w:val="en-PK"/>
+        </w:rPr>
+        <w:t xml:space="preserve"> or either equals to a or b</w:t>
+      </w:r>
+    </w:p>
+    <w:p>
+      <w:pPr>
+        <w:rPr>
+          <w:lang w:val="en-PK"/>
+        </w:rPr>
+      </w:pPr>
+    </w:p>
+    <w:p>
+      <w:pPr>
+        <w:rPr>
+          <w:lang w:val="en-PK"/>
+        </w:rPr>
+      </w:pPr>
+      <w:r>
+        <w:rPr>
+          <w:lang w:val="en-PK"/>
+        </w:rPr>
+        <w:t xml:space="preserve">        </w:t>
+      </w:r>
+      <w:proofErr w:type="gramStart"/>
+      <w:r>
+        <w:rPr>
+          <w:lang w:val="en-PK"/>
+        </w:rPr>
+        <w:t>int[</w:t>
+      </w:r>
+      <w:proofErr w:type="gramEnd"/>
+      <w:r>
+        <w:rPr>
+          <w:lang w:val="en-PK"/>
+        </w:rPr>
+        <w:t>] result = new int[2];</w:t>
+      </w:r>
+    </w:p>
+    <w:p>
+      <w:pPr>
+        <w:rPr>
+          <w:lang w:val="en-PK"/>
+        </w:rPr>
+      </w:pPr>
+    </w:p>
+    <w:p>
+      <w:pPr>
+        <w:rPr>
+          <w:lang w:val="en-PK"/>
+        </w:rPr>
+      </w:pPr>
+      <w:r>
+        <w:rPr>
+          <w:lang w:val="en-PK"/>
+        </w:rPr>
+        <w:t xml:space="preserve">        </w:t>
+      </w:r>
+      <w:proofErr w:type="gramStart"/>
+      <w:r>
+        <w:rPr>
+          <w:lang w:val="en-PK"/>
+        </w:rPr>
+        <w:t>for(</w:t>
+      </w:r>
+      <w:proofErr w:type="gramEnd"/>
+      <w:r>
+        <w:rPr>
+          <w:lang w:val="en-PK"/>
+        </w:rPr>
+        <w:t>int index =0; index&lt;n; index++){</w:t>
+      </w:r>
+    </w:p>
+    <w:p>
+      <w:pPr>
+        <w:rPr>
+          <w:lang w:val="en-PK"/>
+        </w:rPr>
+      </w:pPr>
+      <w:r>
+        <w:rPr>
+          <w:lang w:val="en-PK"/>
+        </w:rPr>
+        <w:t xml:space="preserve">            int current = </w:t>
+      </w:r>
+      <w:proofErr w:type="spellStart"/>
+      <w:r>
+        <w:rPr>
+          <w:lang w:val="en-PK"/>
+        </w:rPr>
+        <w:t>nums</w:t>
+      </w:r>
+      <w:proofErr w:type="spellEnd"/>
+      <w:r>
+        <w:rPr>
+          <w:lang w:val="en-PK"/>
+        </w:rPr>
+        <w:t>[index];</w:t>
+      </w:r>
+    </w:p>
+    <w:p>
+      <w:pPr>
+        <w:rPr>
+          <w:lang w:val="en-PK"/>
+        </w:rPr>
+      </w:pPr>
+      <w:r>
+        <w:rPr>
+          <w:lang w:val="en-PK"/>
+        </w:rPr>
+        <w:t>            int checker = target - current;</w:t>
+      </w:r>
+    </w:p>
+    <w:p>
+      <w:pPr>
+        <w:rPr>
+          <w:lang w:val="en-PK"/>
+        </w:rPr>
+      </w:pPr>
+    </w:p>
+    <w:p>
+      <w:pPr>
+        <w:rPr>
+          <w:lang w:val="en-PK"/>
+        </w:rPr>
+      </w:pPr>
+      <w:r>
+        <w:rPr>
+          <w:lang w:val="en-PK"/>
+        </w:rPr>
+        <w:t xml:space="preserve">            </w:t>
+      </w:r>
+      <w:proofErr w:type="gramStart"/>
+      <w:r>
+        <w:rPr>
+          <w:lang w:val="en-PK"/>
+        </w:rPr>
+        <w:t>if(</w:t>
+      </w:r>
+      <w:proofErr w:type="spellStart"/>
+      <w:proofErr w:type="gramEnd"/>
+      <w:r>
+        <w:rPr>
+          <w:lang w:val="en-PK"/>
+        </w:rPr>
+        <w:t>frequency.containsKey</w:t>
+      </w:r>
+      <w:proofErr w:type="spellEnd"/>
+      <w:r>
+        <w:rPr>
+          <w:lang w:val="en-PK"/>
+        </w:rPr>
+        <w:t>(  checker )){</w:t>
+      </w:r>
+    </w:p>
+    <w:p>
+      <w:pPr>
+        <w:rPr>
+          <w:lang w:val="en-PK"/>
+        </w:rPr>
+      </w:pPr>
+      <w:r>
+        <w:rPr>
+          <w:lang w:val="en-PK"/>
+        </w:rPr>
+        <w:t xml:space="preserve">                </w:t>
+      </w:r>
+      <w:proofErr w:type="gramStart"/>
+      <w:r>
+        <w:rPr>
+          <w:lang w:val="en-PK"/>
+        </w:rPr>
+        <w:t>result[</w:t>
+      </w:r>
+      <w:proofErr w:type="gramEnd"/>
+      <w:r>
+        <w:rPr>
+          <w:lang w:val="en-PK"/>
+        </w:rPr>
+        <w:t xml:space="preserve">0] = </w:t>
+      </w:r>
+      <w:proofErr w:type="spellStart"/>
+      <w:r>
+        <w:rPr>
+          <w:lang w:val="en-PK"/>
+        </w:rPr>
+        <w:t>frequency.get</w:t>
+      </w:r>
+      <w:proofErr w:type="spellEnd"/>
+      <w:r>
+        <w:rPr>
+          <w:lang w:val="en-PK"/>
+        </w:rPr>
+        <w:t>(checker);</w:t>
+      </w:r>
+    </w:p>
+    <w:p>
+      <w:pPr>
+        <w:rPr>
+          <w:lang w:val="en-PK"/>
+        </w:rPr>
+      </w:pPr>
+      <w:r>
+        <w:rPr>
+          <w:lang w:val="en-PK"/>
+        </w:rPr>
+        <w:t xml:space="preserve">                </w:t>
+      </w:r>
+      <w:proofErr w:type="gramStart"/>
+      <w:r>
+        <w:rPr>
+          <w:lang w:val="en-PK"/>
+        </w:rPr>
+        <w:t>result[</w:t>
+      </w:r>
+      <w:proofErr w:type="gramEnd"/>
+      <w:r>
+        <w:rPr>
+          <w:lang w:val="en-PK"/>
+        </w:rPr>
+        <w:t>1] = index;</w:t>
+      </w:r>
+    </w:p>
+    <w:p>
+      <w:pPr>
+        <w:rPr>
+          <w:lang w:val="en-PK"/>
+        </w:rPr>
+      </w:pPr>
+      <w:r>
+        <w:rPr>
+          <w:lang w:val="en-PK"/>
+        </w:rPr>
+        <w:t>                break;</w:t>
+      </w:r>
+    </w:p>
+    <w:p>
+      <w:pPr>
+        <w:rPr>
+          <w:lang w:val="en-PK"/>
+        </w:rPr>
+      </w:pPr>
+      <w:r>
+        <w:rPr>
+          <w:lang w:val="en-PK"/>
+        </w:rPr>
+        <w:t>            }</w:t>
+      </w:r>
+    </w:p>
+    <w:p>
+      <w:pPr>
+        <w:rPr>
+          <w:lang w:val="en-PK"/>
+        </w:rPr>
+      </w:pPr>
+    </w:p>
+    <w:p>
+      <w:pPr>
+        <w:rPr>
+          <w:lang w:val="en-PK"/>
+        </w:rPr>
+      </w:pPr>
+      <w:r>
+        <w:rPr>
+          <w:lang w:val="en-PK"/>
+        </w:rPr>
+        <w:t> </w:t>
+      </w:r>
+    </w:p>
+    <w:p>
+      <w:pPr>
+        <w:rPr>
+          <w:lang w:val="en-PK"/>
+        </w:rPr>
+      </w:pPr>
+      <w:r>
+        <w:rPr>
+          <w:lang w:val="en-PK"/>
+        </w:rPr>
+        <w:t xml:space="preserve">            </w:t>
+      </w:r>
+      <w:proofErr w:type="spellStart"/>
+      <w:proofErr w:type="gramStart"/>
+      <w:r>
+        <w:rPr>
+          <w:lang w:val="en-PK"/>
+        </w:rPr>
+        <w:t>frequency.put</w:t>
+      </w:r>
+      <w:proofErr w:type="spellEnd"/>
+      <w:r>
+        <w:rPr>
+          <w:lang w:val="en-PK"/>
+        </w:rPr>
+        <w:t>( current</w:t>
+      </w:r>
+      <w:proofErr w:type="gramEnd"/>
+      <w:r>
+        <w:rPr>
+          <w:lang w:val="en-PK"/>
+        </w:rPr>
+        <w:t xml:space="preserve">, </w:t>
+      </w:r>
+      <w:proofErr w:type="spellStart"/>
+      <w:r>
+        <w:rPr>
+          <w:lang w:val="en-PK"/>
+        </w:rPr>
+        <w:t>frequency.getOrDefault</w:t>
+      </w:r>
+      <w:proofErr w:type="spellEnd"/>
+      <w:r>
+        <w:rPr>
+          <w:lang w:val="en-PK"/>
+        </w:rPr>
+        <w:t>(current, index) );</w:t>
+      </w:r>
+    </w:p>
+    <w:p>
+      <w:pPr>
+        <w:rPr>
+          <w:lang w:val="en-PK"/>
+        </w:rPr>
+      </w:pPr>
+    </w:p>
+    <w:p>
+      <w:pPr>
+        <w:rPr>
+          <w:lang w:val="en-PK"/>
+        </w:rPr>
+      </w:pPr>
+      <w:r>
+        <w:rPr>
+          <w:lang w:val="en-PK"/>
+        </w:rPr>
+        <w:t>        }</w:t>
+      </w:r>
+    </w:p>
+    <w:p>
+      <w:pPr>
+        <w:rPr>
+          <w:lang w:val="en-PK"/>
+        </w:rPr>
+      </w:pPr>
+    </w:p>
+    <w:p>
+      <w:pPr>
+        <w:rPr>
+          <w:lang w:val="en-PK"/>
+        </w:rPr>
+      </w:pPr>
+      <w:r>
+        <w:rPr>
+          <w:lang w:val="en-PK"/>
+        </w:rPr>
+        <w:t>        return result;</w:t>
+      </w:r>
+    </w:p>
+    <w:p>
+      <w:pPr>
+        <w:rPr>
+          <w:lang w:val="en-PK"/>
+        </w:rPr>
+      </w:pPr>
+      <w:r>
+        <w:rPr>
+          <w:lang w:val="en-PK"/>
+        </w:rPr>
+        <w:t xml:space="preserve">        </w:t>
+      </w:r>
+    </w:p>
+    <w:p>
+      <w:pPr>
+        <w:rPr>
+          <w:lang w:val="en-PK"/>
+        </w:rPr>
+      </w:pPr>
+      <w:r>
+        <w:rPr>
+          <w:lang w:val="en-PK"/>
+        </w:rPr>
+        <w:t>    }</w:t>
+      </w:r>
+    </w:p>
+    <w:p>
+      <w:pPr>
+        <w:rPr>
+          <w:lang w:val="en-PK"/>
+        </w:rPr>
+      </w:pPr>
+      <w:r>
+        <w:rPr>
+          <w:lang w:val="en-PK"/>
+        </w:rPr>
+        <w:t>}</w:t>
+      </w:r>
+    </w:p>
+    <w:p>
+      <w:pPr>
+        <w:rPr>
+          <w:lang w:val="en-PK"/>
+        </w:rPr>
+      </w:pPr>
+    </w:p>
+    <w:p>
+      <w:pPr>
+        <w:pBdr>
+          <w:bottom w:val="single" w:sz="6" w:space="1" w:color="auto"/>
+        </w:pBdr>
+        <w:rPr>
+          <w:lang w:val="en-PK"/>
+        </w:rPr>
+      </w:pPr>
+    </w:p>
+    <w:p>
+      <w:pPr>
+        <w:rPr>
+          <w:lang w:val="en-PK"/>
+        </w:rPr>
+      </w:pPr>
     </w:p>
     <w:p>
       <w:pPr>
